--- a/GEM_Letterhead_Set_v1.0/01_templates/GEM_Letterhead_Executive.docx
+++ b/GEM_Letterhead_Set_v1.0/01_templates/GEM_Letterhead_Executive.docx
@@ -4,7 +4,7 @@
   <w:body>
     <w:p>
       <w:pPr>
-        <w:spacing w:after="180" w:before="0" w:line="210" w:lineRule="exact"/>
+        <w:spacing w:after="180" w:before="0" w:line="240" w:lineRule="exact"/>
         <w:jc w:val="left"/>
         <w:keepNext w:val="0"/>
         <w:widowControl/>
@@ -19,13 +19,14 @@
           <w:lang w:val="en-GB" w:bidi="en-GB"/>
           <w:rtl w:val="0"/>
           <w:szCs w:val="15"/>
+          <w:bCs w:val="0"/>
         </w:rPr>
         <w:t>SAMPLE CONTENT</w:t>
       </w:r>
     </w:p>
     <w:p>
       <w:pPr>
-        <w:spacing w:after="200" w:before="0" w:line="238" w:lineRule="exact"/>
+        <w:spacing w:after="200" w:before="0" w:line="272" w:lineRule="exact"/>
         <w:jc w:val="left"/>
         <w:keepNext w:val="0"/>
         <w:widowControl/>
@@ -40,13 +41,14 @@
           <w:lang w:val="en-GB" w:bidi="en-GB"/>
           <w:rtl w:val="0"/>
           <w:szCs w:val="17"/>
+          <w:bCs w:val="0"/>
         </w:rPr>
         <w:t>Date: [DATE]    Reference: [REFERENCE NUMBER]</w:t>
       </w:r>
     </w:p>
     <w:p>
       <w:pPr>
-        <w:spacing w:after="200" w:before="0" w:line="294" w:lineRule="exact"/>
+        <w:spacing w:after="200" w:before="0" w:line="336" w:lineRule="exact"/>
         <w:jc w:val="left"/>
         <w:keepNext/>
         <w:widowControl/>
@@ -61,6 +63,7 @@
           <w:lang w:val="en-GB" w:bidi="en-GB"/>
           <w:rtl w:val="0"/>
           <w:szCs w:val="21"/>
+          <w:bCs w:val="0"/>
         </w:rPr>
         <w:t>[RECIPIENT NAME]</w:t>
         <w:br/>
@@ -74,7 +77,7 @@
     <w:p>
       <w:pPr>
         <w:pStyle w:val="Heading1"/>
-        <w:spacing w:after="240" w:before="0" w:line="336" w:lineRule="exact"/>
+        <w:spacing w:after="240" w:before="0" w:line="384" w:lineRule="exact"/>
         <w:jc w:val="left"/>
         <w:keepNext/>
         <w:widowControl/>
@@ -83,19 +86,20 @@
       <w:r>
         <w:rPr>
           <w:rFonts w:ascii="Jost" w:hAnsi="Jost" w:cs="Jost" w:eastAsia="Jost"/>
-          <w:b/>
+          <w:b w:val="0"/>
           <w:color w:val="12171D"/>
           <w:sz w:val="24"/>
           <w:lang w:val="en-GB" w:bidi="en-GB"/>
           <w:rtl w:val="0"/>
           <w:szCs w:val="24"/>
+          <w:bCs w:val="0"/>
         </w:rPr>
         <w:t>Formal correspondence regarding the proposed review</w:t>
       </w:r>
     </w:p>
     <w:p>
       <w:pPr>
-        <w:spacing w:after="200" w:before="0" w:line="294" w:lineRule="exact"/>
+        <w:spacing w:after="200" w:before="0" w:line="336" w:lineRule="exact"/>
         <w:jc w:val="left"/>
         <w:keepNext w:val="0"/>
         <w:widowControl/>
@@ -110,13 +114,16 @@
           <w:lang w:val="en-GB" w:bidi="en-GB"/>
           <w:rtl w:val="0"/>
           <w:szCs w:val="21"/>
+          <w:bCs w:val="0"/>
         </w:rPr>
         <w:t>Dear [RECIPIENT NAME],</w:t>
       </w:r>
     </w:p>
     <w:p>
       <w:pPr>
-        <w:spacing w:after="120" w:before="0" w:line="294" w:lineRule="exact"/>
+        <w:pStyle w:val="BodyText"/>
+        <w:spacing w:after="120" w:before="0" w:line="336" w:lineRule="exact"/>
+        <w:ind w:right="1701"/>
         <w:jc w:val="left"/>
         <w:keepNext w:val="0"/>
         <w:widowControl/>
@@ -131,13 +138,16 @@
           <w:lang w:val="en-GB" w:bidi="en-GB"/>
           <w:rtl w:val="0"/>
           <w:szCs w:val="21"/>
+          <w:bCs w:val="0"/>
         </w:rPr>
         <w:t>We request your review of the accompanying information before a formal response is prepared. Please identify any points that need clarification and the appropriate person to coordinate the review.</w:t>
       </w:r>
     </w:p>
     <w:p>
       <w:pPr>
-        <w:spacing w:after="120" w:before="0" w:line="294" w:lineRule="exact"/>
+        <w:pStyle w:val="BodyText"/>
+        <w:spacing w:after="120" w:before="0" w:line="336" w:lineRule="exact"/>
+        <w:ind w:right="1701"/>
         <w:jc w:val="left"/>
         <w:keepNext w:val="0"/>
         <w:widowControl/>
@@ -152,13 +162,14 @@
           <w:lang w:val="en-GB" w:bidi="en-GB"/>
           <w:rtl w:val="0"/>
           <w:szCs w:val="21"/>
+          <w:bCs w:val="0"/>
         </w:rPr>
         <w:t>This letter is sample administrative correspondence. It records no decision, obligation, approval or contractual commitment.</w:t>
       </w:r>
     </w:p>
     <w:p>
       <w:pPr>
-        <w:spacing w:after="80" w:before="200" w:line="294" w:lineRule="exact"/>
+        <w:spacing w:after="80" w:before="200" w:line="336" w:lineRule="exact"/>
         <w:jc w:val="left"/>
         <w:keepNext/>
         <w:widowControl/>
@@ -173,13 +184,14 @@
           <w:lang w:val="en-GB" w:bidi="en-GB"/>
           <w:rtl w:val="0"/>
           <w:szCs w:val="21"/>
+          <w:bCs w:val="0"/>
         </w:rPr>
         <w:t>Yours sincerely,</w:t>
       </w:r>
     </w:p>
     <w:p>
       <w:pPr>
-        <w:spacing w:after="80" w:before="907" w:line="224" w:lineRule="exact"/>
+        <w:spacing w:after="80" w:before="907" w:line="256" w:lineRule="exact"/>
         <w:jc w:val="left"/>
         <w:keepNext/>
         <w:widowControl/>
@@ -194,13 +206,14 @@
           <w:lang w:val="en-GB" w:bidi="en-GB"/>
           <w:rtl w:val="0"/>
           <w:szCs w:val="16"/>
+          <w:bCs w:val="0"/>
         </w:rPr>
         <w:t>[SIGNATURE]</w:t>
       </w:r>
     </w:p>
     <w:p>
       <w:pPr>
-        <w:spacing w:after="0" w:before="0" w:line="294" w:lineRule="exact"/>
+        <w:spacing w:after="0" w:before="0" w:line="336" w:lineRule="exact"/>
         <w:jc w:val="left"/>
         <w:keepNext w:val="0"/>
         <w:widowControl/>
@@ -209,12 +222,13 @@
       <w:r>
         <w:rPr>
           <w:rFonts w:ascii="Inter" w:hAnsi="Inter" w:cs="Inter" w:eastAsia="Inter"/>
-          <w:b/>
+          <w:b w:val="0"/>
           <w:color w:val="12171D"/>
           <w:sz w:val="21"/>
           <w:lang w:val="en-GB" w:bidi="en-GB"/>
           <w:rtl w:val="0"/>
           <w:szCs w:val="21"/>
+          <w:bCs w:val="0"/>
         </w:rPr>
         <w:t>[SIGNATORY NAME]</w:t>
         <w:br/>
@@ -241,6 +255,7 @@
   <w:p>
     <w:pPr>
       <w:pStyle w:val="Footer"/>
+      <w:bidi w:val="0"/>
       <w:spacing w:after="80"/>
       <w:jc w:val="left"/>
       <w:pBdr>
@@ -256,12 +271,14 @@
         <w:lang w:val="en-GB" w:bidi="en-GB"/>
         <w:rtl w:val="0"/>
         <w:szCs w:val="15"/>
+        <w:bCs w:val="0"/>
       </w:rPr>
       <w:t>GEM™   [ADDRESS] · [CITY] · [COUNTRY] · [POSTAL CODE]</w:t>
     </w:r>
   </w:p>
   <w:p>
     <w:pPr>
+      <w:bidi w:val="0"/>
       <w:spacing w:after="120"/>
       <w:jc w:val="left"/>
     </w:pPr>
@@ -274,6 +291,7 @@
         <w:lang w:val="en-GB" w:bidi="en-GB"/>
         <w:rtl w:val="0"/>
         <w:szCs w:val="15"/>
+        <w:bCs w:val="0"/>
       </w:rPr>
       <w:t>[T]   [E]   [W]</w:t>
     </w:r>
@@ -286,6 +304,7 @@
         <w:lang w:val="en-GB" w:bidi="en-GB"/>
         <w:rtl w:val="0"/>
         <w:szCs w:val="15"/>
+        <w:bCs w:val="0"/>
       </w:rPr>
       <w:t xml:space="preserve">     Page </w:t>
     </w:r>
@@ -308,6 +327,7 @@
         <w:lang w:val="en-GB" w:bidi="en-GB"/>
         <w:rtl w:val="0"/>
         <w:szCs w:val="15"/>
+        <w:bCs w:val="0"/>
       </w:rPr>
       <w:t xml:space="preserve"> of </w:t>
     </w:r>
@@ -324,6 +344,7 @@
   </w:p>
   <w:p>
     <w:pPr>
+      <w:bidi w:val="0"/>
       <w:jc w:val="left"/>
     </w:pPr>
     <w:r>
@@ -335,6 +356,7 @@
         <w:lang w:val="en-GB" w:bidi="en-GB"/>
         <w:rtl w:val="0"/>
         <w:szCs w:val="13"/>
+        <w:bCs w:val="0"/>
       </w:rPr>
       <w:t>WORKING APPLICATION / PENDING VALIDATION</w:t>
     </w:r>
@@ -347,6 +369,7 @@
   <w:p>
     <w:pPr>
       <w:pStyle w:val="Footer"/>
+      <w:bidi w:val="0"/>
       <w:spacing w:after="80"/>
       <w:jc w:val="left"/>
       <w:pBdr>
@@ -362,12 +385,14 @@
         <w:lang w:val="en-GB" w:bidi="en-GB"/>
         <w:rtl w:val="0"/>
         <w:szCs w:val="15"/>
+        <w:bCs w:val="0"/>
       </w:rPr>
       <w:t>GEM™   [ADDRESS] · [CITY] · [COUNTRY] · [POSTAL CODE]</w:t>
     </w:r>
   </w:p>
   <w:p>
     <w:pPr>
+      <w:bidi w:val="0"/>
       <w:spacing w:after="120"/>
       <w:jc w:val="left"/>
     </w:pPr>
@@ -380,6 +405,7 @@
         <w:lang w:val="en-GB" w:bidi="en-GB"/>
         <w:rtl w:val="0"/>
         <w:szCs w:val="15"/>
+        <w:bCs w:val="0"/>
       </w:rPr>
       <w:t>[T]   [E]   [W]</w:t>
     </w:r>
@@ -392,6 +418,7 @@
         <w:lang w:val="en-GB" w:bidi="en-GB"/>
         <w:rtl w:val="0"/>
         <w:szCs w:val="15"/>
+        <w:bCs w:val="0"/>
       </w:rPr>
       <w:t xml:space="preserve">     Page </w:t>
     </w:r>
@@ -414,6 +441,7 @@
         <w:lang w:val="en-GB" w:bidi="en-GB"/>
         <w:rtl w:val="0"/>
         <w:szCs w:val="15"/>
+        <w:bCs w:val="0"/>
       </w:rPr>
       <w:t xml:space="preserve"> of </w:t>
     </w:r>
@@ -430,6 +458,7 @@
   </w:p>
   <w:p>
     <w:pPr>
+      <w:bidi w:val="0"/>
       <w:jc w:val="left"/>
     </w:pPr>
     <w:r>
@@ -441,6 +470,7 @@
         <w:lang w:val="en-GB" w:bidi="en-GB"/>
         <w:rtl w:val="0"/>
         <w:szCs w:val="13"/>
+        <w:bCs w:val="0"/>
       </w:rPr>
       <w:t>WORKING APPLICATION / PENDING VALIDATION</w:t>
     </w:r>
@@ -453,7 +483,8 @@
   <w:p>
     <w:pPr>
       <w:pStyle w:val="Header"/>
-      <w:spacing w:after="0"/>
+      <w:bidi w:val="0"/>
+      <w:spacing w:after="0" w:line="240" w:lineRule="auto"/>
       <w:jc w:val="left"/>
     </w:pPr>
     <w:r>
@@ -499,7 +530,8 @@
   </w:p>
   <w:p>
     <w:pPr>
-      <w:spacing w:before="680" w:after="227"/>
+      <w:bidi w:val="0"/>
+      <w:spacing w:before="680" w:after="227" w:line="300" w:lineRule="exact"/>
       <w:jc w:val="left"/>
     </w:pPr>
     <w:r>
@@ -507,10 +539,12 @@
         <w:rFonts w:ascii="Jost" w:hAnsi="Jost" w:cs="Jost" w:eastAsia="Jost"/>
         <w:b w:val="0"/>
         <w:color w:val="12171D"/>
-        <w:sz w:val="16"/>
+        <w:sz w:val="21"/>
         <w:lang w:val="en-GB" w:bidi="en-GB"/>
         <w:rtl w:val="0"/>
-        <w:szCs w:val="16"/>
+        <w:szCs w:val="21"/>
+        <w:bCs w:val="0"/>
+        <w:spacing w:val="38"/>
       </w:rPr>
       <w:t>HOSPITALITY, IN PERFECT PROPORTION</w:t>
     </w:r>
@@ -523,7 +557,8 @@
   <w:p>
     <w:pPr>
       <w:pStyle w:val="Header"/>
-      <w:spacing w:after="0"/>
+      <w:bidi w:val="0"/>
+      <w:spacing w:after="0" w:line="240" w:lineRule="auto"/>
       <w:jc w:val="left"/>
     </w:pPr>
     <w:r>
@@ -535,6 +570,7 @@
         <w:lang w:val="en-GB" w:bidi="en-GB"/>
         <w:rtl w:val="0"/>
         <w:szCs w:val="18"/>
+        <w:bCs w:val="0"/>
       </w:rPr>
       <w:t>GEM™</w:t>
     </w:r>
@@ -547,6 +583,7 @@
         <w:lang w:val="en-GB" w:bidi="en-GB"/>
         <w:rtl w:val="0"/>
         <w:szCs w:val="16"/>
+        <w:bCs w:val="0"/>
       </w:rPr>
       <w:t xml:space="preserve">    [REFERENCE NUMBER]</w:t>
     </w:r>
@@ -762,10 +799,12 @@
   <w:docDefaults>
     <w:rPrDefault>
       <w:rPr>
-        <w:rFonts w:asciiTheme="minorHAnsi" w:eastAsiaTheme="minorEastAsia" w:hAnsiTheme="minorHAnsi" w:cstheme="minorBidi"/>
-        <w:sz w:val="22"/>
-        <w:szCs w:val="22"/>
-        <w:lang w:val="en-US" w:eastAsia="en-US" w:bidi="ar-SA"/>
+        <w:rFonts w:ascii="Inter" w:hAnsi="Inter" w:cs="Noto Sans Arabic" w:eastAsia="Inter"/>
+        <w:lang w:val="en-GB" w:bidi="ar-SA"/>
+        <w:sz w:val="21"/>
+        <w:szCs w:val="23"/>
+        <w:b w:val="0"/>
+        <w:bCs w:val="0"/>
       </w:rPr>
     </w:rPrDefault>
     <w:pPrDefault>
@@ -917,10 +956,20 @@
     <w:name w:val="Normal"/>
     <w:qFormat/>
     <w:rsid w:val="00FC693F"/>
+    <w:pPr>
+      <w:bidi w:val="0"/>
+      <w:jc w:val="left"/>
+      <w:spacing w:line="336" w:lineRule="exact" w:after="120"/>
+    </w:pPr>
     <w:rPr>
-      <w:rFonts w:ascii="Inter" w:hAnsi="Inter"/>
       <w:color w:val="12171D"/>
       <w:sz w:val="21"/>
+      <w:rFonts w:ascii="Inter" w:hAnsi="Inter" w:cs="Noto Sans Arabic" w:eastAsia="Inter"/>
+      <w:b w:val="0"/>
+      <w:bCs w:val="0"/>
+      <w:spacing w:val="0"/>
+      <w:lang w:val="en-GB" w:bidi="ar-SA"/>
+      <w:szCs w:val="23"/>
     </w:rPr>
   </w:style>
   <w:style w:type="paragraph" w:styleId="Header">
@@ -980,14 +1029,18 @@
       <w:keepLines/>
       <w:spacing w:before="480" w:after="0"/>
       <w:outlineLvl w:val="0"/>
+      <w:bidi w:val="0"/>
+      <w:jc w:val="left"/>
     </w:pPr>
     <w:rPr>
-      <w:rFonts w:asciiTheme="majorHAnsi" w:eastAsiaTheme="majorEastAsia" w:hAnsiTheme="majorHAnsi" w:cstheme="majorBidi" w:ascii="Jost" w:hAnsi="Jost"/>
-      <w:b/>
-      <w:bCs/>
       <w:color w:val="12171D"/>
       <w:sz w:val="24"/>
-      <w:szCs w:val="28"/>
+      <w:rFonts w:ascii="Jost" w:hAnsi="Jost" w:cs="Noto Sans Arabic" w:eastAsia="Inter"/>
+      <w:b w:val="0"/>
+      <w:bCs w:val="0"/>
+      <w:spacing w:val="0"/>
+      <w:lang w:val="en-GB" w:bidi="ar-SA"/>
+      <w:szCs w:val="24"/>
     </w:rPr>
   </w:style>
   <w:style w:type="paragraph" w:styleId="Heading2">
@@ -1004,14 +1057,18 @@
       <w:keepLines/>
       <w:spacing w:before="200" w:after="0"/>
       <w:outlineLvl w:val="1"/>
+      <w:bidi w:val="0"/>
+      <w:jc w:val="left"/>
     </w:pPr>
     <w:rPr>
-      <w:rFonts w:asciiTheme="majorHAnsi" w:eastAsiaTheme="majorEastAsia" w:hAnsiTheme="majorHAnsi" w:cstheme="majorBidi" w:ascii="Jost" w:hAnsi="Jost"/>
-      <w:b/>
-      <w:bCs/>
       <w:color w:val="12171D"/>
       <w:sz w:val="24"/>
-      <w:szCs w:val="26"/>
+      <w:rFonts w:ascii="Jost" w:hAnsi="Jost" w:cs="Noto Sans Arabic" w:eastAsia="Inter"/>
+      <w:b w:val="0"/>
+      <w:bCs w:val="0"/>
+      <w:spacing w:val="0"/>
+      <w:lang w:val="en-GB" w:bidi="ar-SA"/>
+      <w:szCs w:val="24"/>
     </w:rPr>
   </w:style>
   <w:style w:type="paragraph" w:styleId="Heading3">
@@ -1219,12 +1276,14 @@
     <w:uiPriority w:val="9"/>
     <w:rsid w:val="00FC693F"/>
     <w:rPr>
-      <w:rFonts w:asciiTheme="majorHAnsi" w:eastAsiaTheme="majorEastAsia" w:hAnsiTheme="majorHAnsi" w:cstheme="majorBidi"/>
-      <w:b/>
-      <w:bCs/>
       <w:color w:val="365F91" w:themeColor="accent1" w:themeShade="BF"/>
       <w:sz w:val="28"/>
-      <w:szCs w:val="28"/>
+      <w:rFonts w:ascii="Jost" w:hAnsi="Jost" w:cs="Noto Sans Arabic" w:eastAsia="Inter"/>
+      <w:b w:val="0"/>
+      <w:bCs w:val="0"/>
+      <w:spacing w:val="0"/>
+      <w:lang w:val="en-GB" w:bidi="ar-SA"/>
+      <w:szCs w:val="24"/>
     </w:rPr>
   </w:style>
   <w:style w:type="character" w:customStyle="1" w:styleId="Heading2Char">
@@ -1234,12 +1293,14 @@
     <w:uiPriority w:val="9"/>
     <w:rsid w:val="00FC693F"/>
     <w:rPr>
-      <w:rFonts w:asciiTheme="majorHAnsi" w:eastAsiaTheme="majorEastAsia" w:hAnsiTheme="majorHAnsi" w:cstheme="majorBidi"/>
-      <w:b/>
-      <w:bCs/>
       <w:color w:val="4F81BD" w:themeColor="accent1"/>
       <w:sz w:val="26"/>
-      <w:szCs w:val="26"/>
+      <w:rFonts w:ascii="Jost" w:hAnsi="Jost" w:cs="Noto Sans Arabic" w:eastAsia="Inter"/>
+      <w:b w:val="0"/>
+      <w:bCs w:val="0"/>
+      <w:spacing w:val="0"/>
+      <w:lang w:val="en-GB" w:bidi="ar-SA"/>
+      <w:szCs w:val="24"/>
     </w:rPr>
   </w:style>
   <w:style w:type="character" w:customStyle="1" w:styleId="Heading3Char">
@@ -1353,7 +1414,19 @@
     <w:rsid w:val="00AA1D8D"/>
     <w:pPr>
       <w:spacing w:after="120"/>
-    </w:pPr>
+      <w:bidi w:val="0"/>
+      <w:ind w:right="1701"/>
+      <w:jc w:val="left"/>
+      <w:spacing w:line="336" w:lineRule="exact" w:after="120"/>
+    </w:pPr>
+    <w:rPr>
+      <w:rFonts w:ascii="Inter" w:hAnsi="Inter" w:cs="Noto Sans Arabic" w:eastAsia="Inter"/>
+      <w:b w:val="0"/>
+      <w:bCs w:val="0"/>
+      <w:spacing w:val="0"/>
+      <w:lang w:val="en-GB" w:bidi="ar-SA"/>
+      <w:szCs w:val="23"/>
+    </w:rPr>
   </w:style>
   <w:style w:type="character" w:customStyle="1" w:styleId="BodyTextChar">
     <w:name w:val="Body Text Char"/>
